--- a/11_chips_awards/paper/main.docx
+++ b/11_chips_awards/paper/main.docx
@@ -8281,13 +8281,7 @@
         <w:t xml:space="preserve"> </w:t>
       </w:r>
       <w:r>
-        <w:t xml:space="preserve">Slattery, C., Zidar, O., 2020.</w:t>
-      </w:r>
-      <w:r>
-        <w:t xml:space="preserve"> </w:t>
-      </w:r>
-      <w:r>
-        <w:t xml:space="preserve">Evaluating state and local business tax incentives. Journal of Economic Perspectives 34, 90–118.</w:t>
+        <w:t xml:space="preserve">Slattery, C., Zidar, O., 2020. Evaluating state and local business incentives. Journal of Economic Perspectives 34, 90–118.</w:t>
       </w:r>
       <w:r>
         <w:t xml:space="preserve"> </w:t>
